--- a/docs/Metro_Rail_Smart_Card_Management_System_Requirement_Specification.docx
+++ b/docs/Metro_Rail_Smart_Card_Management_System_Requirement_Specification.docx
@@ -361,7 +361,11 @@
             <w:vAlign w:val="center"/>
           </w:tcPr>
           <w:p>
-            <w:r/>
+            <w:r>
+              <w:rPr>
+                <w:sz w:val="20"/>
+              </w:rPr>
+            </w:r>
             <w:r>
               <w:rPr>
                 <w:rFonts w:ascii="Calibri" w:hAnsi="Calibri"/>
@@ -378,7 +382,11 @@
             <w:vAlign w:val="center"/>
           </w:tcPr>
           <w:p>
-            <w:r/>
+            <w:r>
+              <w:rPr>
+                <w:sz w:val="20"/>
+              </w:rPr>
+            </w:r>
             <w:r>
               <w:rPr>
                 <w:rFonts w:ascii="Calibri" w:hAnsi="Calibri"/>
@@ -400,7 +408,11 @@
             <w:vAlign w:val="center"/>
           </w:tcPr>
           <w:p>
-            <w:r/>
+            <w:r>
+              <w:rPr>
+                <w:sz w:val="20"/>
+              </w:rPr>
+            </w:r>
             <w:r>
               <w:rPr>
                 <w:rFonts w:ascii="Calibri" w:hAnsi="Calibri"/>
@@ -417,7 +429,11 @@
             <w:vAlign w:val="center"/>
           </w:tcPr>
           <w:p>
-            <w:r/>
+            <w:r>
+              <w:rPr>
+                <w:sz w:val="20"/>
+              </w:rPr>
+            </w:r>
             <w:r>
               <w:rPr>
                 <w:rFonts w:ascii="Calibri" w:hAnsi="Calibri"/>
@@ -439,7 +455,11 @@
             <w:vAlign w:val="center"/>
           </w:tcPr>
           <w:p>
-            <w:r/>
+            <w:r>
+              <w:rPr>
+                <w:sz w:val="20"/>
+              </w:rPr>
+            </w:r>
             <w:r>
               <w:rPr>
                 <w:rFonts w:ascii="Calibri" w:hAnsi="Calibri"/>
@@ -456,7 +476,11 @@
             <w:vAlign w:val="center"/>
           </w:tcPr>
           <w:p>
-            <w:r/>
+            <w:r>
+              <w:rPr>
+                <w:sz w:val="20"/>
+              </w:rPr>
+            </w:r>
             <w:r>
               <w:rPr>
                 <w:rFonts w:ascii="Calibri" w:hAnsi="Calibri"/>
@@ -478,14 +502,11 @@
             <w:vAlign w:val="center"/>
           </w:tcPr>
           <w:p>
-            <w:r/>
             <w:r>
               <w:rPr>
-                <w:rFonts w:ascii="Calibri" w:hAnsi="Calibri"/>
-                <w:b w:val="0"/>
-                <w:sz w:val="21"/>
+                <w:sz w:val="20"/>
               </w:rPr>
-              <w:t>mobile</w:t>
+              <w:t>country_code</w:t>
             </w:r>
           </w:p>
         </w:tc>
@@ -495,14 +516,11 @@
             <w:vAlign w:val="center"/>
           </w:tcPr>
           <w:p>
-            <w:r/>
             <w:r>
               <w:rPr>
-                <w:rFonts w:ascii="Calibri" w:hAnsi="Calibri"/>
-                <w:b w:val="0"/>
-                <w:sz w:val="21"/>
+                <w:sz w:val="20"/>
               </w:rPr>
-              <w:t>Passenger mobile number</w:t>
+              <w:t>International dialing code beginning with + (1 to 4 digits after +)</w:t>
             </w:r>
           </w:p>
         </w:tc>
@@ -517,14 +535,11 @@
             <w:vAlign w:val="center"/>
           </w:tcPr>
           <w:p>
-            <w:r/>
             <w:r>
               <w:rPr>
-                <w:rFonts w:ascii="Calibri" w:hAnsi="Calibri"/>
-                <w:b w:val="0"/>
-                <w:sz w:val="21"/>
+                <w:sz w:val="20"/>
               </w:rPr>
-              <w:t>email</w:t>
+              <w:t>mobile_number</w:t>
             </w:r>
           </w:p>
         </w:tc>
@@ -534,14 +549,39 @@
             <w:vAlign w:val="center"/>
           </w:tcPr>
           <w:p>
-            <w:r/>
             <w:r>
               <w:rPr>
-                <w:rFonts w:ascii="Calibri" w:hAnsi="Calibri"/>
-                <w:b w:val="0"/>
-                <w:sz w:val="21"/>
+                <w:sz w:val="20"/>
               </w:rPr>
-              <w:t>Passenger email address</w:t>
+              <w:t>Passenger mobile/subscriber number containing 4 to 14 digits</w:t>
+            </w:r>
+          </w:p>
+        </w:tc>
+      </w:tr>
+      <w:tr>
+        <w:tc>
+          <w:tcPr>
+            <w:tcW w:type="dxa" w:w="4896"/>
+          </w:tcPr>
+          <w:p>
+            <w:r>
+              <w:rPr>
+                <w:sz w:val="20"/>
+              </w:rPr>
+              <w:t>email</w:t>
+            </w:r>
+          </w:p>
+        </w:tc>
+        <w:tc>
+          <w:tcPr>
+            <w:tcW w:type="dxa" w:w="4896"/>
+          </w:tcPr>
+          <w:p>
+            <w:r>
+              <w:rPr>
+                <w:sz w:val="20"/>
+              </w:rPr>
+              <w:t>Passenger email address (optional)</w:t>
             </w:r>
           </w:p>
         </w:tc>
@@ -588,7 +628,11 @@
             <w:vAlign w:val="center"/>
           </w:tcPr>
           <w:p>
-            <w:r/>
+            <w:r>
+              <w:rPr>
+                <w:sz w:val="20"/>
+              </w:rPr>
+            </w:r>
             <w:r>
               <w:rPr>
                 <w:rFonts w:ascii="Calibri" w:hAnsi="Calibri"/>
@@ -605,7 +649,11 @@
             <w:vAlign w:val="center"/>
           </w:tcPr>
           <w:p>
-            <w:r/>
+            <w:r>
+              <w:rPr>
+                <w:sz w:val="20"/>
+              </w:rPr>
+            </w:r>
             <w:r>
               <w:rPr>
                 <w:rFonts w:ascii="Calibri" w:hAnsi="Calibri"/>
@@ -627,7 +675,11 @@
             <w:vAlign w:val="center"/>
           </w:tcPr>
           <w:p>
-            <w:r/>
+            <w:r>
+              <w:rPr>
+                <w:sz w:val="20"/>
+              </w:rPr>
+            </w:r>
             <w:r>
               <w:rPr>
                 <w:rFonts w:ascii="Calibri" w:hAnsi="Calibri"/>
@@ -644,7 +696,11 @@
             <w:vAlign w:val="center"/>
           </w:tcPr>
           <w:p>
-            <w:r/>
+            <w:r>
+              <w:rPr>
+                <w:sz w:val="20"/>
+              </w:rPr>
+            </w:r>
             <w:r>
               <w:rPr>
                 <w:rFonts w:ascii="Calibri" w:hAnsi="Calibri"/>
@@ -666,7 +722,11 @@
             <w:vAlign w:val="center"/>
           </w:tcPr>
           <w:p>
-            <w:r/>
+            <w:r>
+              <w:rPr>
+                <w:sz w:val="20"/>
+              </w:rPr>
+            </w:r>
             <w:r>
               <w:rPr>
                 <w:rFonts w:ascii="Calibri" w:hAnsi="Calibri"/>
@@ -683,7 +743,11 @@
             <w:vAlign w:val="center"/>
           </w:tcPr>
           <w:p>
-            <w:r/>
+            <w:r>
+              <w:rPr>
+                <w:sz w:val="20"/>
+              </w:rPr>
+            </w:r>
             <w:r>
               <w:rPr>
                 <w:rFonts w:ascii="Calibri" w:hAnsi="Calibri"/>
@@ -705,7 +769,11 @@
             <w:vAlign w:val="center"/>
           </w:tcPr>
           <w:p>
-            <w:r/>
+            <w:r>
+              <w:rPr>
+                <w:sz w:val="20"/>
+              </w:rPr>
+            </w:r>
             <w:r>
               <w:rPr>
                 <w:rFonts w:ascii="Calibri" w:hAnsi="Calibri"/>
@@ -722,7 +790,11 @@
             <w:vAlign w:val="center"/>
           </w:tcPr>
           <w:p>
-            <w:r/>
+            <w:r>
+              <w:rPr>
+                <w:sz w:val="20"/>
+              </w:rPr>
+            </w:r>
             <w:r>
               <w:rPr>
                 <w:rFonts w:ascii="Calibri" w:hAnsi="Calibri"/>
@@ -744,7 +816,11 @@
             <w:vAlign w:val="center"/>
           </w:tcPr>
           <w:p>
-            <w:r/>
+            <w:r>
+              <w:rPr>
+                <w:sz w:val="20"/>
+              </w:rPr>
+            </w:r>
             <w:r>
               <w:rPr>
                 <w:rFonts w:ascii="Calibri" w:hAnsi="Calibri"/>
@@ -761,7 +837,11 @@
             <w:vAlign w:val="center"/>
           </w:tcPr>
           <w:p>
-            <w:r/>
+            <w:r>
+              <w:rPr>
+                <w:sz w:val="20"/>
+              </w:rPr>
+            </w:r>
             <w:r>
               <w:rPr>
                 <w:rFonts w:ascii="Calibri" w:hAnsi="Calibri"/>
@@ -815,7 +895,11 @@
             <w:vAlign w:val="center"/>
           </w:tcPr>
           <w:p>
-            <w:r/>
+            <w:r>
+              <w:rPr>
+                <w:sz w:val="20"/>
+              </w:rPr>
+            </w:r>
             <w:r>
               <w:rPr>
                 <w:rFonts w:ascii="Calibri" w:hAnsi="Calibri"/>
@@ -832,7 +916,11 @@
             <w:vAlign w:val="center"/>
           </w:tcPr>
           <w:p>
-            <w:r/>
+            <w:r>
+              <w:rPr>
+                <w:sz w:val="20"/>
+              </w:rPr>
+            </w:r>
             <w:r>
               <w:rPr>
                 <w:rFonts w:ascii="Calibri" w:hAnsi="Calibri"/>
@@ -854,7 +942,11 @@
             <w:vAlign w:val="center"/>
           </w:tcPr>
           <w:p>
-            <w:r/>
+            <w:r>
+              <w:rPr>
+                <w:sz w:val="20"/>
+              </w:rPr>
+            </w:r>
             <w:r>
               <w:rPr>
                 <w:rFonts w:ascii="Calibri" w:hAnsi="Calibri"/>
@@ -871,7 +963,11 @@
             <w:vAlign w:val="center"/>
           </w:tcPr>
           <w:p>
-            <w:r/>
+            <w:r>
+              <w:rPr>
+                <w:sz w:val="20"/>
+              </w:rPr>
+            </w:r>
             <w:r>
               <w:rPr>
                 <w:rFonts w:ascii="Calibri" w:hAnsi="Calibri"/>
@@ -893,7 +989,11 @@
             <w:vAlign w:val="center"/>
           </w:tcPr>
           <w:p>
-            <w:r/>
+            <w:r>
+              <w:rPr>
+                <w:sz w:val="20"/>
+              </w:rPr>
+            </w:r>
             <w:r>
               <w:rPr>
                 <w:rFonts w:ascii="Calibri" w:hAnsi="Calibri"/>
@@ -910,7 +1010,11 @@
             <w:vAlign w:val="center"/>
           </w:tcPr>
           <w:p>
-            <w:r/>
+            <w:r>
+              <w:rPr>
+                <w:sz w:val="20"/>
+              </w:rPr>
+            </w:r>
             <w:r>
               <w:rPr>
                 <w:rFonts w:ascii="Calibri" w:hAnsi="Calibri"/>
@@ -932,7 +1036,11 @@
             <w:vAlign w:val="center"/>
           </w:tcPr>
           <w:p>
-            <w:r/>
+            <w:r>
+              <w:rPr>
+                <w:sz w:val="20"/>
+              </w:rPr>
+            </w:r>
             <w:r>
               <w:rPr>
                 <w:rFonts w:ascii="Calibri" w:hAnsi="Calibri"/>
@@ -949,7 +1057,11 @@
             <w:vAlign w:val="center"/>
           </w:tcPr>
           <w:p>
-            <w:r/>
+            <w:r>
+              <w:rPr>
+                <w:sz w:val="20"/>
+              </w:rPr>
+            </w:r>
             <w:r>
               <w:rPr>
                 <w:rFonts w:ascii="Calibri" w:hAnsi="Calibri"/>
@@ -1003,7 +1115,11 @@
             <w:vAlign w:val="center"/>
           </w:tcPr>
           <w:p>
-            <w:r/>
+            <w:r>
+              <w:rPr>
+                <w:sz w:val="20"/>
+              </w:rPr>
+            </w:r>
             <w:r>
               <w:rPr>
                 <w:rFonts w:ascii="Calibri" w:hAnsi="Calibri"/>
@@ -1020,7 +1136,11 @@
             <w:vAlign w:val="center"/>
           </w:tcPr>
           <w:p>
-            <w:r/>
+            <w:r>
+              <w:rPr>
+                <w:sz w:val="20"/>
+              </w:rPr>
+            </w:r>
             <w:r>
               <w:rPr>
                 <w:rFonts w:ascii="Calibri" w:hAnsi="Calibri"/>
@@ -1042,7 +1162,11 @@
             <w:vAlign w:val="center"/>
           </w:tcPr>
           <w:p>
-            <w:r/>
+            <w:r>
+              <w:rPr>
+                <w:sz w:val="20"/>
+              </w:rPr>
+            </w:r>
             <w:r>
               <w:rPr>
                 <w:rFonts w:ascii="Calibri" w:hAnsi="Calibri"/>
@@ -1059,7 +1183,11 @@
             <w:vAlign w:val="center"/>
           </w:tcPr>
           <w:p>
-            <w:r/>
+            <w:r>
+              <w:rPr>
+                <w:sz w:val="20"/>
+              </w:rPr>
+            </w:r>
             <w:r>
               <w:rPr>
                 <w:rFonts w:ascii="Calibri" w:hAnsi="Calibri"/>
@@ -1081,7 +1209,11 @@
             <w:vAlign w:val="center"/>
           </w:tcPr>
           <w:p>
-            <w:r/>
+            <w:r>
+              <w:rPr>
+                <w:sz w:val="20"/>
+              </w:rPr>
+            </w:r>
             <w:r>
               <w:rPr>
                 <w:rFonts w:ascii="Calibri" w:hAnsi="Calibri"/>
@@ -1098,7 +1230,11 @@
             <w:vAlign w:val="center"/>
           </w:tcPr>
           <w:p>
-            <w:r/>
+            <w:r>
+              <w:rPr>
+                <w:sz w:val="20"/>
+              </w:rPr>
+            </w:r>
             <w:r>
               <w:rPr>
                 <w:rFonts w:ascii="Calibri" w:hAnsi="Calibri"/>
@@ -1120,7 +1256,11 @@
             <w:vAlign w:val="center"/>
           </w:tcPr>
           <w:p>
-            <w:r/>
+            <w:r>
+              <w:rPr>
+                <w:sz w:val="20"/>
+              </w:rPr>
+            </w:r>
             <w:r>
               <w:rPr>
                 <w:rFonts w:ascii="Calibri" w:hAnsi="Calibri"/>
@@ -1137,7 +1277,11 @@
             <w:vAlign w:val="center"/>
           </w:tcPr>
           <w:p>
-            <w:r/>
+            <w:r>
+              <w:rPr>
+                <w:sz w:val="20"/>
+              </w:rPr>
+            </w:r>
             <w:r>
               <w:rPr>
                 <w:rFonts w:ascii="Calibri" w:hAnsi="Calibri"/>
@@ -1159,7 +1303,11 @@
             <w:vAlign w:val="center"/>
           </w:tcPr>
           <w:p>
-            <w:r/>
+            <w:r>
+              <w:rPr>
+                <w:sz w:val="20"/>
+              </w:rPr>
+            </w:r>
             <w:r>
               <w:rPr>
                 <w:rFonts w:ascii="Calibri" w:hAnsi="Calibri"/>
@@ -1176,7 +1324,11 @@
             <w:vAlign w:val="center"/>
           </w:tcPr>
           <w:p>
-            <w:r/>
+            <w:r>
+              <w:rPr>
+                <w:sz w:val="20"/>
+              </w:rPr>
+            </w:r>
             <w:r>
               <w:rPr>
                 <w:rFonts w:ascii="Calibri" w:hAnsi="Calibri"/>
@@ -1198,7 +1350,11 @@
             <w:vAlign w:val="center"/>
           </w:tcPr>
           <w:p>
-            <w:r/>
+            <w:r>
+              <w:rPr>
+                <w:sz w:val="20"/>
+              </w:rPr>
+            </w:r>
             <w:r>
               <w:rPr>
                 <w:rFonts w:ascii="Calibri" w:hAnsi="Calibri"/>
@@ -1215,7 +1371,11 @@
             <w:vAlign w:val="center"/>
           </w:tcPr>
           <w:p>
-            <w:r/>
+            <w:r>
+              <w:rPr>
+                <w:sz w:val="20"/>
+              </w:rPr>
+            </w:r>
             <w:r>
               <w:rPr>
                 <w:rFonts w:ascii="Calibri" w:hAnsi="Calibri"/>
@@ -1468,7 +1628,11 @@
             <w:vAlign w:val="center"/>
           </w:tcPr>
           <w:p>
-            <w:r/>
+            <w:r>
+              <w:rPr>
+                <w:sz w:val="20"/>
+              </w:rPr>
+            </w:r>
             <w:r>
               <w:rPr>
                 <w:rFonts w:ascii="Calibri" w:hAnsi="Calibri"/>
@@ -1485,7 +1649,11 @@
             <w:vAlign w:val="center"/>
           </w:tcPr>
           <w:p>
-            <w:r/>
+            <w:r>
+              <w:rPr>
+                <w:sz w:val="20"/>
+              </w:rPr>
+            </w:r>
             <w:r>
               <w:rPr>
                 <w:rFonts w:ascii="Calibri" w:hAnsi="Calibri"/>
@@ -1507,7 +1675,11 @@
             <w:vAlign w:val="center"/>
           </w:tcPr>
           <w:p>
-            <w:r/>
+            <w:r>
+              <w:rPr>
+                <w:sz w:val="20"/>
+              </w:rPr>
+            </w:r>
             <w:r>
               <w:rPr>
                 <w:rFonts w:ascii="Calibri" w:hAnsi="Calibri"/>
@@ -1524,7 +1696,11 @@
             <w:vAlign w:val="center"/>
           </w:tcPr>
           <w:p>
-            <w:r/>
+            <w:r>
+              <w:rPr>
+                <w:sz w:val="20"/>
+              </w:rPr>
+            </w:r>
             <w:r>
               <w:rPr>
                 <w:rFonts w:ascii="Calibri" w:hAnsi="Calibri"/>
@@ -1546,7 +1722,11 @@
             <w:vAlign w:val="center"/>
           </w:tcPr>
           <w:p>
-            <w:r/>
+            <w:r>
+              <w:rPr>
+                <w:sz w:val="20"/>
+              </w:rPr>
+            </w:r>
             <w:r>
               <w:rPr>
                 <w:rFonts w:ascii="Calibri" w:hAnsi="Calibri"/>
@@ -1563,7 +1743,11 @@
             <w:vAlign w:val="center"/>
           </w:tcPr>
           <w:p>
-            <w:r/>
+            <w:r>
+              <w:rPr>
+                <w:sz w:val="20"/>
+              </w:rPr>
+            </w:r>
             <w:r>
               <w:rPr>
                 <w:rFonts w:ascii="Calibri" w:hAnsi="Calibri"/>
@@ -1585,7 +1769,11 @@
             <w:vAlign w:val="center"/>
           </w:tcPr>
           <w:p>
-            <w:r/>
+            <w:r>
+              <w:rPr>
+                <w:sz w:val="20"/>
+              </w:rPr>
+            </w:r>
             <w:r>
               <w:rPr>
                 <w:rFonts w:ascii="Calibri" w:hAnsi="Calibri"/>
@@ -1602,7 +1790,11 @@
             <w:vAlign w:val="center"/>
           </w:tcPr>
           <w:p>
-            <w:r/>
+            <w:r>
+              <w:rPr>
+                <w:sz w:val="20"/>
+              </w:rPr>
+            </w:r>
             <w:r>
               <w:rPr>
                 <w:rFonts w:ascii="Calibri" w:hAnsi="Calibri"/>
@@ -1624,7 +1816,11 @@
             <w:vAlign w:val="center"/>
           </w:tcPr>
           <w:p>
-            <w:r/>
+            <w:r>
+              <w:rPr>
+                <w:sz w:val="20"/>
+              </w:rPr>
+            </w:r>
             <w:r>
               <w:rPr>
                 <w:rFonts w:ascii="Calibri" w:hAnsi="Calibri"/>
@@ -1641,7 +1837,11 @@
             <w:vAlign w:val="center"/>
           </w:tcPr>
           <w:p>
-            <w:r/>
+            <w:r>
+              <w:rPr>
+                <w:sz w:val="20"/>
+              </w:rPr>
+            </w:r>
             <w:r>
               <w:rPr>
                 <w:rFonts w:ascii="Calibri" w:hAnsi="Calibri"/>
